--- a/belgeler/12_MAKINE_EKIPMAN_IHTIYAC_LISTESI.docx
+++ b/belgeler/12_MAKINE_EKIPMAN_IHTIYAC_LISTESI.docx
@@ -345,7 +345,7 @@
                 <w:color w:val="000000"/>
                 <w:sz w:val="16"/>
               </w:rPr>
-              <w:t>Yemleme sistemi</w:t>
+              <w:t>Otomatik spiral yemlik sistemi (depo motor grubu ve kaldırma dâhil)</w:t>
             </w:r>
             <w:r>
               <w:rPr>
@@ -355,7 +355,7 @@
                 <w:color w:val="000000"/>
                 <w:sz w:val="16"/>
               </w:rPr>
-              <w:t xml:space="preserve"> — 3 hat, 243 m hat uzunluğu, 150 kg galvanizli yem deposu x 3, 0,55 kW yemlik motoru x 3, 35 cm çapında 324 plastik yemlik, 1,1 kW çift redüktörlü frenli otomatik kaldırma</w:t>
+              <w:t xml:space="preserve"> — 3 hat, 243 m yemlik hattı, 150 kg galvanizli yem deposu x 3, 0,55 kW yemlik motoru x 3, 35 cm çapında 324 plastik yemlik, 1,1 kW çift redüktörlü frenli otomatik kaldırma</w:t>
             </w:r>
           </w:p>
         </w:tc>
@@ -382,7 +382,7 @@
                 <w:color w:val="000000"/>
                 <w:sz w:val="16"/>
               </w:rPr>
-              <w:t>250.062,04</w:t>
+              <w:t>251.748,00</w:t>
             </w:r>
           </w:p>
         </w:tc>
@@ -409,7 +409,7 @@
                 <w:color w:val="000000"/>
                 <w:sz w:val="16"/>
               </w:rPr>
-              <w:t>500.124,07</w:t>
+              <w:t>503.496,00</w:t>
             </w:r>
           </w:p>
         </w:tc>
@@ -465,7 +465,7 @@
                 <w:color w:val="000000"/>
                 <w:sz w:val="16"/>
               </w:rPr>
-              <w:t>HZC-COM-004</w:t>
+              <w:t>HZC-WTR-005</w:t>
             </w:r>
           </w:p>
         </w:tc>
@@ -492,7 +492,7 @@
                 <w:color w:val="000000"/>
                 <w:sz w:val="16"/>
               </w:rPr>
-              <w:t>Kümes kontrol panosu</w:t>
+              <w:t>Otomatik nipel suluk sistemi (regülatör, hat sonu ve kaldırma dâhil)</w:t>
             </w:r>
             <w:r>
               <w:rPr>
@@ -502,7 +502,7 @@
                 <w:color w:val="000000"/>
                 <w:sz w:val="16"/>
               </w:rPr>
-              <w:t xml:space="preserve"> — HZC-70 işlemcili; 5 sıcaklık, 1 nem, 1 basınç ve 1 CO2 sensörü, alarm sistemi, uzaktan erişim, PLC kontrol, raporlama ve analiz</w:t>
+              <w:t xml:space="preserve"> — Kümes başına 4 hat, toplam 312 m hat, 22 x 22 mm hat çapı, 1.560 metal 360° nipel suluk, 4 regülatör, 4 hat sonu, 0,75 kW çift redüktörlü frenli otomatik kaldırma</w:t>
             </w:r>
           </w:p>
         </w:tc>
@@ -529,7 +529,7 @@
                 <w:color w:val="000000"/>
                 <w:sz w:val="16"/>
               </w:rPr>
-              <w:t>262.674,92</w:t>
+              <w:t>145.080,00</w:t>
             </w:r>
           </w:p>
         </w:tc>
@@ -556,7 +556,7 @@
                 <w:color w:val="000000"/>
                 <w:sz w:val="16"/>
               </w:rPr>
-              <w:t>525.349,85</w:t>
+              <w:t>290.160,00</w:t>
             </w:r>
           </w:p>
         </w:tc>
@@ -639,7 +639,7 @@
                 <w:color w:val="000000"/>
                 <w:sz w:val="16"/>
               </w:rPr>
-              <w:t>Tünel havalandırma fanı</w:t>
+              <w:t>Havalandırma fanları</w:t>
             </w:r>
             <w:r>
               <w:rPr>
@@ -649,7 +649,7 @@
                 <w:color w:val="000000"/>
                 <w:sz w:val="16"/>
               </w:rPr>
-              <w:t xml:space="preserve"> — 4 adet, 138 x 138 x 42 cm, 40.000 m³/h, 1,5 kW, galvanizli çelik kanat, ahtapot sistemli otomatik panjur</w:t>
+              <w:t xml:space="preserve"> — Kümes başına 4 adet tünel fanı, 138 x 138 x 42 cm, 40.000 m³/h, 1,5 kW, galvanizli çelik kanat, ahtapot sistemli otomatik panjur</w:t>
             </w:r>
           </w:p>
         </w:tc>
@@ -676,7 +676,7 @@
                 <w:color w:val="000000"/>
                 <w:sz w:val="16"/>
               </w:rPr>
-              <w:t>76.982,48</w:t>
+              <w:t>76.980,00</w:t>
             </w:r>
           </w:p>
         </w:tc>
@@ -703,7 +703,7 @@
                 <w:color w:val="000000"/>
                 <w:sz w:val="16"/>
               </w:rPr>
-              <w:t>153.964,95</w:t>
+              <w:t>153.960,00</w:t>
             </w:r>
           </w:p>
         </w:tc>
@@ -759,7 +759,7 @@
                 <w:color w:val="000000"/>
                 <w:sz w:val="16"/>
               </w:rPr>
-              <w:t>HZC-WTR-005</w:t>
+              <w:t>HZC-WNT-024</w:t>
             </w:r>
           </w:p>
         </w:tc>
@@ -786,7 +786,7 @@
                 <w:color w:val="000000"/>
                 <w:sz w:val="16"/>
               </w:rPr>
-              <w:t>Sulama sistemi</w:t>
+              <w:t>Soğutma petek sistemi (açma-kapama ve petek panelleri dâhil)</w:t>
             </w:r>
             <w:r>
               <w:rPr>
@@ -796,7 +796,7 @@
                 <w:color w:val="000000"/>
                 <w:sz w:val="16"/>
               </w:rPr>
-              <w:t xml:space="preserve"> — 4 hat, hat başına 312 m, 22 x 22 mm hat çapı, 1.560 metal 360° nipel suluk, 4 regülatör, 0,75 kW çift redüktörlü frenli otomatik kaldırma</w:t>
+              <w:t xml:space="preserve"> — Tüplü, dahili devridaimli; 15 cm kalınlık, 150 cm yükseklik, kümes başına 2 x 15 m (45 m² ped alanı), PVC çerçeve, XPS petek kapakları, 2 aktüatör, 2 adet 0,50 kW su pompası</w:t>
             </w:r>
           </w:p>
         </w:tc>
@@ -823,7 +823,7 @@
                 <w:color w:val="000000"/>
                 <w:sz w:val="16"/>
               </w:rPr>
-              <w:t>145.353,30</w:t>
+              <w:t>269.280,00</w:t>
             </w:r>
           </w:p>
         </w:tc>
@@ -850,7 +850,7 @@
                 <w:color w:val="000000"/>
                 <w:sz w:val="16"/>
               </w:rPr>
-              <w:t>290.706,60</w:t>
+              <w:t>538.560,00</w:t>
             </w:r>
           </w:p>
         </w:tc>
@@ -906,7 +906,7 @@
                 <w:color w:val="000000"/>
                 <w:sz w:val="16"/>
               </w:rPr>
-              <w:t>HZC-WNT-024</w:t>
+              <w:t>HZC-WNT-001</w:t>
             </w:r>
           </w:p>
         </w:tc>
@@ -933,7 +933,7 @@
                 <w:color w:val="000000"/>
                 <w:sz w:val="16"/>
               </w:rPr>
-              <w:t>Soğutma pedi sistemi</w:t>
+              <w:t>Hava klape sistemi (açma-kapama hattı dâhil)</w:t>
             </w:r>
             <w:r>
               <w:rPr>
@@ -943,7 +943,7 @@
                 <w:color w:val="000000"/>
                 <w:sz w:val="16"/>
               </w:rPr>
-              <w:t xml:space="preserve"> — Tüplü, dahili devridaimli; 15 cm kalınlık, 150 cm yükseklik, 2 x 15 m uzunluk (45 m² ped alanı), PVC çerçeve, XPS petek kapakları, 2 aktüatör, 2 adet 0,50 kW su pompası</w:t>
+              <w:t xml:space="preserve"> — Kümes başına 30 adet 26 x 56 cm izolasyonlu plastik klape, 2 aktüatörlü açma-kapama, 161 m hat</w:t>
             </w:r>
           </w:p>
         </w:tc>
@@ -970,7 +970,7 @@
                 <w:color w:val="000000"/>
                 <w:sz w:val="16"/>
               </w:rPr>
-              <w:t>269.272,63</w:t>
+              <w:t>40.581,30</w:t>
             </w:r>
           </w:p>
         </w:tc>
@@ -997,7 +997,7 @@
                 <w:color w:val="000000"/>
                 <w:sz w:val="16"/>
               </w:rPr>
-              <w:t>538.545,26</w:t>
+              <w:t>81.162,60</w:t>
             </w:r>
           </w:p>
         </w:tc>
@@ -1053,7 +1053,7 @@
                 <w:color w:val="000000"/>
                 <w:sz w:val="16"/>
               </w:rPr>
-              <w:t>HZC-WNT-001</w:t>
+              <w:t>HZC-SLO-004</w:t>
             </w:r>
           </w:p>
         </w:tc>
@@ -1080,7 +1080,7 @@
                 <w:color w:val="000000"/>
                 <w:sz w:val="16"/>
               </w:rPr>
-              <w:t>Klape sistemi</w:t>
+              <w:t>17,67 ton silo ve aktarma grubu</w:t>
             </w:r>
             <w:r>
               <w:rPr>
@@ -1090,7 +1090,7 @@
                 <w:color w:val="000000"/>
                 <w:sz w:val="16"/>
               </w:rPr>
-              <w:t xml:space="preserve"> — 30 adet 26 x 56 cm izolasyonlu plastik klape, klape başına 1.750 m³/h (30 x 1.750 = 52.500 m³/h, mekanik projedeki 46.717 m³/h ihtiyacının üzerinde), 2 aktüatörlü açma-kapama, 161 m hat</w:t>
+              <w:t xml:space="preserve"> — Kümes başına 1 adet galvaniz kaplama sac silo, helezonlu merdiven, 0,75 kW yem nakil motoru, 22 m PVC nakil hattı</w:t>
             </w:r>
           </w:p>
         </w:tc>
@@ -1117,7 +1117,7 @@
                 <w:color w:val="000000"/>
                 <w:sz w:val="16"/>
               </w:rPr>
-              <w:t>40.581,31</w:t>
+              <w:t>172.995,00</w:t>
             </w:r>
           </w:p>
         </w:tc>
@@ -1144,7 +1144,7 @@
                 <w:color w:val="000000"/>
                 <w:sz w:val="16"/>
               </w:rPr>
-              <w:t>81.162,61</w:t>
+              <w:t>345.990,00</w:t>
             </w:r>
           </w:p>
         </w:tc>
@@ -1200,7 +1200,7 @@
                 <w:color w:val="000000"/>
                 <w:sz w:val="16"/>
               </w:rPr>
-              <w:t>HZC-SLO-004</w:t>
+              <w:t>HZC-LGHT-01</w:t>
             </w:r>
           </w:p>
         </w:tc>
@@ -1227,7 +1227,7 @@
                 <w:color w:val="000000"/>
                 <w:sz w:val="16"/>
               </w:rPr>
-              <w:t>Yem silosu ve nakil sistemi</w:t>
+              <w:t>Aydınlatma sistemi</w:t>
             </w:r>
             <w:r>
               <w:rPr>
@@ -1237,7 +1237,7 @@
                 <w:color w:val="000000"/>
                 <w:sz w:val="16"/>
               </w:rPr>
-              <w:t xml:space="preserve"> — En az 17,77 ton galvaniz kaplama sac silo, helezonlu merdiven, 0,75 kW yem nakil motoru, 22 m PVC nakil hattı</w:t>
+              <w:t xml:space="preserve"> — Kümes başına 56 adet E27 / LED lamba (7-12 W), contalı duy, 266 m kablo</w:t>
             </w:r>
           </w:p>
         </w:tc>
@@ -1264,7 +1264,7 @@
                 <w:color w:val="000000"/>
                 <w:sz w:val="16"/>
               </w:rPr>
-              <w:t>172.996,93</w:t>
+              <w:t>29.260,00</w:t>
             </w:r>
           </w:p>
         </w:tc>
@@ -1291,7 +1291,154 @@
                 <w:color w:val="000000"/>
                 <w:sz w:val="16"/>
               </w:rPr>
-              <w:t>345.993,87</w:t>
+              <w:t>58.520,00</w:t>
+            </w:r>
+          </w:p>
+        </w:tc>
+      </w:tr>
+      <w:tr>
+        <w:tc>
+          <w:tcPr>
+            <w:tcW w:type="dxa" w:w="464"/>
+            <w:tcBorders>
+              <w:top w:val="single" w:sz="4" w:space="0" w:color="808080"/>
+              <w:left w:val="single" w:sz="4" w:space="0" w:color="808080"/>
+              <w:bottom w:val="single" w:sz="4" w:space="0" w:color="808080"/>
+              <w:right w:val="single" w:sz="4" w:space="0" w:color="808080"/>
+            </w:tcBorders>
+          </w:tcPr>
+          <w:p>
+            <w:pPr>
+              <w:spacing w:before="20" w:after="20"/>
+              <w:jc w:val="left"/>
+            </w:pPr>
+            <w:r>
+              <w:rPr>
+                <w:rFonts w:ascii="Calibri" w:hAnsi="Calibri"/>
+                <w:b w:val="0"/>
+                <w:i w:val="0"/>
+                <w:color w:val="000000"/>
+                <w:sz w:val="16"/>
+              </w:rPr>
+              <w:t>8</w:t>
+            </w:r>
+          </w:p>
+        </w:tc>
+        <w:tc>
+          <w:tcPr>
+            <w:tcW w:type="dxa" w:w="1391"/>
+            <w:tcBorders>
+              <w:top w:val="single" w:sz="4" w:space="0" w:color="808080"/>
+              <w:left w:val="single" w:sz="4" w:space="0" w:color="808080"/>
+              <w:bottom w:val="single" w:sz="4" w:space="0" w:color="808080"/>
+              <w:right w:val="single" w:sz="4" w:space="0" w:color="808080"/>
+            </w:tcBorders>
+          </w:tcPr>
+          <w:p>
+            <w:pPr>
+              <w:spacing w:before="20" w:after="20"/>
+              <w:jc w:val="left"/>
+            </w:pPr>
+            <w:r>
+              <w:rPr>
+                <w:rFonts w:ascii="Calibri" w:hAnsi="Calibri"/>
+                <w:b w:val="0"/>
+                <w:i w:val="0"/>
+                <w:color w:val="000000"/>
+                <w:sz w:val="16"/>
+              </w:rPr>
+              <w:t>HZC-HEA-004</w:t>
+            </w:r>
+          </w:p>
+        </w:tc>
+        <w:tc>
+          <w:tcPr>
+            <w:tcW w:type="dxa" w:w="5563"/>
+            <w:tcBorders>
+              <w:top w:val="single" w:sz="4" w:space="0" w:color="808080"/>
+              <w:left w:val="single" w:sz="4" w:space="0" w:color="808080"/>
+              <w:bottom w:val="single" w:sz="4" w:space="0" w:color="808080"/>
+              <w:right w:val="single" w:sz="4" w:space="0" w:color="808080"/>
+            </w:tcBorders>
+          </w:tcPr>
+          <w:p>
+            <w:pPr>
+              <w:spacing w:before="20" w:after="20"/>
+              <w:jc w:val="left"/>
+            </w:pPr>
+            <w:r>
+              <w:rPr>
+                <w:rFonts w:ascii="Calibri" w:hAnsi="Calibri"/>
+                <w:b/>
+                <w:i w:val="0"/>
+                <w:color w:val="000000"/>
+                <w:sz w:val="16"/>
+              </w:rPr>
+              <w:t>Isıtma sistemi — 350.000 kcal/h</w:t>
+            </w:r>
+            <w:r>
+              <w:rPr>
+                <w:rFonts w:ascii="Calibri" w:hAnsi="Calibri"/>
+                <w:b w:val="0"/>
+                <w:i w:val="0"/>
+                <w:color w:val="000000"/>
+                <w:sz w:val="16"/>
+              </w:rPr>
+              <w:t xml:space="preserve"> — Kümes başına 1 adet; en az 1.700 m² ısıtma alanı, 350.000 kcal/h, 5,5 kW fan motoru, 21.000 m³/h basma, üç geçişli kazan, 10 mm cehennemlik</w:t>
+            </w:r>
+          </w:p>
+        </w:tc>
+        <w:tc>
+          <w:tcPr>
+            <w:tcW w:type="dxa" w:w="1507"/>
+            <w:tcBorders>
+              <w:top w:val="single" w:sz="4" w:space="0" w:color="808080"/>
+              <w:left w:val="single" w:sz="4" w:space="0" w:color="808080"/>
+              <w:bottom w:val="single" w:sz="4" w:space="0" w:color="808080"/>
+              <w:right w:val="single" w:sz="4" w:space="0" w:color="808080"/>
+            </w:tcBorders>
+          </w:tcPr>
+          <w:p>
+            <w:pPr>
+              <w:spacing w:before="20" w:after="20"/>
+              <w:jc w:val="left"/>
+            </w:pPr>
+            <w:r>
+              <w:rPr>
+                <w:rFonts w:ascii="Calibri" w:hAnsi="Calibri"/>
+                <w:b w:val="0"/>
+                <w:i w:val="0"/>
+                <w:color w:val="000000"/>
+                <w:sz w:val="16"/>
+              </w:rPr>
+              <w:t>472.210,00</w:t>
+            </w:r>
+          </w:p>
+        </w:tc>
+        <w:tc>
+          <w:tcPr>
+            <w:tcW w:type="dxa" w:w="1507"/>
+            <w:tcBorders>
+              <w:top w:val="single" w:sz="4" w:space="0" w:color="808080"/>
+              <w:left w:val="single" w:sz="4" w:space="0" w:color="808080"/>
+              <w:bottom w:val="single" w:sz="4" w:space="0" w:color="808080"/>
+              <w:right w:val="single" w:sz="4" w:space="0" w:color="808080"/>
+            </w:tcBorders>
+          </w:tcPr>
+          <w:p>
+            <w:pPr>
+              <w:spacing w:before="20" w:after="20"/>
+              <w:jc w:val="left"/>
+            </w:pPr>
+            <w:r>
+              <w:rPr>
+                <w:rFonts w:ascii="Calibri" w:hAnsi="Calibri"/>
+                <w:b w:val="0"/>
+                <w:i w:val="0"/>
+                <w:color w:val="000000"/>
+                <w:sz w:val="16"/>
+              </w:rPr>
+              <w:t>944.420,00</w:t>
             </w:r>
           </w:p>
         </w:tc>
@@ -1347,6 +1494,153 @@
                 <w:color w:val="000000"/>
                 <w:sz w:val="16"/>
               </w:rPr>
+              <w:t>HZC-COM-004</w:t>
+            </w:r>
+          </w:p>
+        </w:tc>
+        <w:tc>
+          <w:tcPr>
+            <w:tcW w:type="dxa" w:w="5563"/>
+            <w:tcBorders>
+              <w:top w:val="single" w:sz="4" w:space="0" w:color="808080"/>
+              <w:left w:val="single" w:sz="4" w:space="0" w:color="808080"/>
+              <w:bottom w:val="single" w:sz="4" w:space="0" w:color="808080"/>
+              <w:right w:val="single" w:sz="4" w:space="0" w:color="808080"/>
+            </w:tcBorders>
+          </w:tcPr>
+          <w:p>
+            <w:pPr>
+              <w:spacing w:before="20" w:after="20"/>
+              <w:jc w:val="left"/>
+            </w:pPr>
+            <w:r>
+              <w:rPr>
+                <w:rFonts w:ascii="Calibri" w:hAnsi="Calibri"/>
+                <w:b/>
+                <w:i w:val="0"/>
+                <w:color w:val="000000"/>
+                <w:sz w:val="16"/>
+              </w:rPr>
+              <w:t>Kümes otomasyonu ve bilgisayar sistemi</w:t>
+            </w:r>
+            <w:r>
+              <w:rPr>
+                <w:rFonts w:ascii="Calibri" w:hAnsi="Calibri"/>
+                <w:b w:val="0"/>
+                <w:i w:val="0"/>
+                <w:color w:val="000000"/>
+                <w:sz w:val="16"/>
+              </w:rPr>
+              <w:t xml:space="preserve"> — HZC-70 işlemcili; 5 sıcaklık, 1 nem, 1 basınç ve 1 CO2 sensörü, alarm sistemi, uzaktan erişim, PLC kontrol, raporlama ve analiz</w:t>
+            </w:r>
+          </w:p>
+        </w:tc>
+        <w:tc>
+          <w:tcPr>
+            <w:tcW w:type="dxa" w:w="1507"/>
+            <w:tcBorders>
+              <w:top w:val="single" w:sz="4" w:space="0" w:color="808080"/>
+              <w:left w:val="single" w:sz="4" w:space="0" w:color="808080"/>
+              <w:bottom w:val="single" w:sz="4" w:space="0" w:color="808080"/>
+              <w:right w:val="single" w:sz="4" w:space="0" w:color="808080"/>
+            </w:tcBorders>
+          </w:tcPr>
+          <w:p>
+            <w:pPr>
+              <w:spacing w:before="20" w:after="20"/>
+              <w:jc w:val="left"/>
+            </w:pPr>
+            <w:r>
+              <w:rPr>
+                <w:rFonts w:ascii="Calibri" w:hAnsi="Calibri"/>
+                <w:b w:val="0"/>
+                <w:i w:val="0"/>
+                <w:color w:val="000000"/>
+                <w:sz w:val="16"/>
+              </w:rPr>
+              <w:t>263.300,00</w:t>
+            </w:r>
+          </w:p>
+        </w:tc>
+        <w:tc>
+          <w:tcPr>
+            <w:tcW w:type="dxa" w:w="1507"/>
+            <w:tcBorders>
+              <w:top w:val="single" w:sz="4" w:space="0" w:color="808080"/>
+              <w:left w:val="single" w:sz="4" w:space="0" w:color="808080"/>
+              <w:bottom w:val="single" w:sz="4" w:space="0" w:color="808080"/>
+              <w:right w:val="single" w:sz="4" w:space="0" w:color="808080"/>
+            </w:tcBorders>
+          </w:tcPr>
+          <w:p>
+            <w:pPr>
+              <w:spacing w:before="20" w:after="20"/>
+              <w:jc w:val="left"/>
+            </w:pPr>
+            <w:r>
+              <w:rPr>
+                <w:rFonts w:ascii="Calibri" w:hAnsi="Calibri"/>
+                <w:b w:val="0"/>
+                <w:i w:val="0"/>
+                <w:color w:val="000000"/>
+                <w:sz w:val="16"/>
+              </w:rPr>
+              <w:t>526.600,00</w:t>
+            </w:r>
+          </w:p>
+        </w:tc>
+      </w:tr>
+      <w:tr>
+        <w:tc>
+          <w:tcPr>
+            <w:tcW w:type="dxa" w:w="464"/>
+            <w:tcBorders>
+              <w:top w:val="single" w:sz="4" w:space="0" w:color="808080"/>
+              <w:left w:val="single" w:sz="4" w:space="0" w:color="808080"/>
+              <w:bottom w:val="single" w:sz="4" w:space="0" w:color="808080"/>
+              <w:right w:val="single" w:sz="4" w:space="0" w:color="808080"/>
+            </w:tcBorders>
+          </w:tcPr>
+          <w:p>
+            <w:pPr>
+              <w:spacing w:before="20" w:after="20"/>
+              <w:jc w:val="left"/>
+            </w:pPr>
+            <w:r>
+              <w:rPr>
+                <w:rFonts w:ascii="Calibri" w:hAnsi="Calibri"/>
+                <w:b w:val="0"/>
+                <w:i w:val="0"/>
+                <w:color w:val="000000"/>
+                <w:sz w:val="16"/>
+              </w:rPr>
+              <w:t>10</w:t>
+            </w:r>
+          </w:p>
+        </w:tc>
+        <w:tc>
+          <w:tcPr>
+            <w:tcW w:type="dxa" w:w="1391"/>
+            <w:tcBorders>
+              <w:top w:val="single" w:sz="4" w:space="0" w:color="808080"/>
+              <w:left w:val="single" w:sz="4" w:space="0" w:color="808080"/>
+              <w:bottom w:val="single" w:sz="4" w:space="0" w:color="808080"/>
+              <w:right w:val="single" w:sz="4" w:space="0" w:color="808080"/>
+            </w:tcBorders>
+          </w:tcPr>
+          <w:p>
+            <w:pPr>
+              <w:spacing w:before="20" w:after="20"/>
+              <w:jc w:val="left"/>
+            </w:pPr>
+            <w:r>
+              <w:rPr>
+                <w:rFonts w:ascii="Calibri" w:hAnsi="Calibri"/>
+                <w:b w:val="0"/>
+                <w:i w:val="0"/>
+                <w:color w:val="000000"/>
+                <w:sz w:val="16"/>
+              </w:rPr>
               <w:t>—</w:t>
             </w:r>
           </w:p>
@@ -1374,7 +1668,7 @@
                 <w:color w:val="000000"/>
                 <w:sz w:val="16"/>
               </w:rPr>
-              <w:t>Montaj ve nakliye</w:t>
+              <w:t>İşçilik ve nakliye</w:t>
             </w:r>
             <w:r>
               <w:rPr>
@@ -1528,7 +1822,7 @@
                 <w:color w:val="000000"/>
                 <w:sz w:val="16"/>
               </w:rPr>
-              <w:t>1.442.923,60</w:t>
+              <w:t>1.946.434,30</w:t>
             </w:r>
           </w:p>
         </w:tc>
@@ -1555,7 +1849,7 @@
                 <w:color w:val="000000"/>
                 <w:sz w:val="16"/>
               </w:rPr>
-              <w:t>2.885.847,21</w:t>
+              <w:t>3.892.868,60</w:t>
             </w:r>
           </w:p>
         </w:tc>
@@ -1725,7 +2019,7 @@
                 <w:color w:val="000000"/>
                 <w:sz w:val="16"/>
               </w:rPr>
-              <w:t>1.442.923,60</w:t>
+              <w:t>1.946.434,30</w:t>
             </w:r>
           </w:p>
         </w:tc>
@@ -1752,7 +2046,7 @@
                 <w:color w:val="000000"/>
                 <w:sz w:val="16"/>
               </w:rPr>
-              <w:t>2.885.847,21</w:t>
+              <w:t>3.892.868,60</w:t>
             </w:r>
           </w:p>
         </w:tc>
@@ -1808,7 +2102,7 @@
                 <w:color w:val="000000"/>
                 <w:sz w:val="16"/>
               </w:rPr>
-              <w:t>355.000,00</w:t>
+              <w:t>0,00</w:t>
             </w:r>
           </w:p>
         </w:tc>
@@ -1835,7 +2129,7 @@
                 <w:color w:val="000000"/>
                 <w:sz w:val="16"/>
               </w:rPr>
-              <w:t>710.000,00</w:t>
+              <w:t>0,00</w:t>
             </w:r>
           </w:p>
         </w:tc>
@@ -1891,7 +2185,7 @@
                 <w:color w:val="000000"/>
                 <w:sz w:val="16"/>
               </w:rPr>
-              <w:t>1.915.134,79</w:t>
+              <w:t>1.946.408,41</w:t>
             </w:r>
           </w:p>
         </w:tc>
@@ -1918,7 +2212,7 @@
                 <w:color w:val="000000"/>
                 <w:sz w:val="16"/>
               </w:rPr>
-              <w:t>3.830.269,57</w:t>
+              <w:t>3.892.816,82</w:t>
             </w:r>
           </w:p>
         </w:tc>
@@ -1947,7 +2241,7 @@
           <w:color w:val="000000"/>
           <w:sz w:val="18"/>
         </w:rPr>
-        <w:t>Kalemler ve tutarlar, tedarikçinin bu kümes için düzenlediği makine-ekipman teknik şartnamesinden alınmıştır.</w:t>
+        <w:t>Kalemler, miktarlar ve tutarlar ALINAN PROFORMA FATURADAN gelir:</w:t>
       </w:r>
       <w:r>
         <w:rPr>
@@ -1957,7 +2251,7 @@
           <w:color w:val="000000"/>
           <w:sz w:val="18"/>
         </w:rPr>
-        <w:t xml:space="preserve"> Şartname 2 bina için ve kümesin kendi iç ölçüsüne (78,55 x 13,50 m) göre düzenlenmiştir; bu yüzden ölçekleme yapılmamış, blok başına tutar iki bina tutarının yarısı olarak yazılmıştır. Uygun harcama tablolarına giren makine-ekipman tutarı iki blok için 2.885.847,21 TL'dir.</w:t>
+        <w:t xml:space="preserve"> Hızal Kümes Ekipmanları, 27.11.2025 tarih ve 25-001-mt numaralı proforma. Proforma 2 kümes için ve kümesin kendi iç ölçüsüne (78,55 x 13,50 m) göre düzenlenmiştir; ölçekleme yapılmamış, blok başına tutar iki bina tutarının yarısı olarak yazılmıştır. Uygun harcama tablolarına giren makine-ekipman tutarı iki blok için 3.892.868,60 TL'dir.</w:t>
       </w:r>
     </w:p>
     <w:p>
@@ -1978,7 +2272,7 @@
           <w:color w:val="000000"/>
           <w:sz w:val="18"/>
         </w:rPr>
-        <w:t>Isıtma sistemi bu listede yoktur.</w:t>
+        <w:t>Isıtma sistemi bu listenin 8. kalemidir.</w:t>
       </w:r>
       <w:r>
         <w:rPr>
@@ -1988,7 +2282,7 @@
           <w:color w:val="000000"/>
           <w:sz w:val="18"/>
         </w:rPr>
-        <w:t xml:space="preserve"> Tedarikçi şartnamesinde 8. sırada 944.422,36 TL ile yer alsa da, ısıtma için elimizde alınmış gerçek bir teklif vardır: 710.000,00 TL (2 adet). Alınmış bir teklifin bedeli başka bir belgeden değiştirilemez; ısıtma kendi lotunda, kendi teklifiyle durur ve uygun harcama tablolarına oradan girer. İki belge arasındaki 234.422,36 TL'lik fark bundan gelir.</w:t>
+        <w:t xml:space="preserve"> Başvuru sahibinin kararıyla ayrı ısıtma lotu ve ona ait teklif iptal edilmiş, uygun olmayan makine-ekipman gideri yalnız bu proformaya bağlanmıştır. Kalemlerin teknik özetleri tedarikçinin 30.08.2026 tarihli teknik şartnamesinden alınmıştır; şartnamenin toplamı 3.892.816,82 TL ile proformanın ara toplamı 3.892.868,60 TL arasındaki 51,78 TL'lik fark proformadaki birim fiyatların yuvarlı olmasından gelir; bağlayıcı olan PROFORMADIR.</w:t>
       </w:r>
     </w:p>
     <w:p>

--- a/belgeler/12_MAKINE_EKIPMAN_IHTIYAC_LISTESI.docx
+++ b/belgeler/12_MAKINE_EKIPMAN_IHTIYAC_LISTESI.docx
@@ -382,7 +382,7 @@
                 <w:color w:val="000000"/>
                 <w:sz w:val="16"/>
               </w:rPr>
-              <w:t>251.748,00</w:t>
+              <w:t>250.062,03</w:t>
             </w:r>
           </w:p>
         </w:tc>
@@ -409,7 +409,7 @@
                 <w:color w:val="000000"/>
                 <w:sz w:val="16"/>
               </w:rPr>
-              <w:t>503.496,00</w:t>
+              <w:t>500.124,06</w:t>
             </w:r>
           </w:p>
         </w:tc>
@@ -529,7 +529,7 @@
                 <w:color w:val="000000"/>
                 <w:sz w:val="16"/>
               </w:rPr>
-              <w:t>145.080,00</w:t>
+              <w:t>145.353,30</w:t>
             </w:r>
           </w:p>
         </w:tc>
@@ -556,7 +556,7 @@
                 <w:color w:val="000000"/>
                 <w:sz w:val="16"/>
               </w:rPr>
-              <w:t>290.160,00</w:t>
+              <w:t>290.706,60</w:t>
             </w:r>
           </w:p>
         </w:tc>
@@ -676,7 +676,7 @@
                 <w:color w:val="000000"/>
                 <w:sz w:val="16"/>
               </w:rPr>
-              <w:t>76.980,00</w:t>
+              <w:t>76.982,48</w:t>
             </w:r>
           </w:p>
         </w:tc>
@@ -703,7 +703,7 @@
                 <w:color w:val="000000"/>
                 <w:sz w:val="16"/>
               </w:rPr>
-              <w:t>153.960,00</w:t>
+              <w:t>153.964,96</w:t>
             </w:r>
           </w:p>
         </w:tc>
@@ -786,7 +786,7 @@
                 <w:color w:val="000000"/>
                 <w:sz w:val="16"/>
               </w:rPr>
-              <w:t>Soğutma petek sistemi (açma-kapama ve petek panelleri dâhil)</w:t>
+              <w:t>Soğutma petekleri ve kapatma sistemi</w:t>
             </w:r>
             <w:r>
               <w:rPr>
@@ -823,7 +823,7 @@
                 <w:color w:val="000000"/>
                 <w:sz w:val="16"/>
               </w:rPr>
-              <w:t>269.280,00</w:t>
+              <w:t>269.272,63</w:t>
             </w:r>
           </w:p>
         </w:tc>
@@ -850,7 +850,7 @@
                 <w:color w:val="000000"/>
                 <w:sz w:val="16"/>
               </w:rPr>
-              <w:t>538.560,00</w:t>
+              <w:t>538.545,26</w:t>
             </w:r>
           </w:p>
         </w:tc>
@@ -1080,7 +1080,7 @@
                 <w:color w:val="000000"/>
                 <w:sz w:val="16"/>
               </w:rPr>
-              <w:t>17,67 ton silo ve aktarma grubu</w:t>
+              <w:t>Silo ve aktarma sistemi — 17,67 ton</w:t>
             </w:r>
             <w:r>
               <w:rPr>
@@ -1117,7 +1117,7 @@
                 <w:color w:val="000000"/>
                 <w:sz w:val="16"/>
               </w:rPr>
-              <w:t>172.995,00</w:t>
+              <w:t>172.996,93</w:t>
             </w:r>
           </w:p>
         </w:tc>
@@ -1144,7 +1144,7 @@
                 <w:color w:val="000000"/>
                 <w:sz w:val="16"/>
               </w:rPr>
-              <w:t>345.990,00</w:t>
+              <w:t>345.993,86</w:t>
             </w:r>
           </w:p>
         </w:tc>
@@ -1174,153 +1174,6 @@
                 <w:sz w:val="16"/>
               </w:rPr>
               <w:t>7</w:t>
-            </w:r>
-          </w:p>
-        </w:tc>
-        <w:tc>
-          <w:tcPr>
-            <w:tcW w:type="dxa" w:w="1391"/>
-            <w:tcBorders>
-              <w:top w:val="single" w:sz="4" w:space="0" w:color="808080"/>
-              <w:left w:val="single" w:sz="4" w:space="0" w:color="808080"/>
-              <w:bottom w:val="single" w:sz="4" w:space="0" w:color="808080"/>
-              <w:right w:val="single" w:sz="4" w:space="0" w:color="808080"/>
-            </w:tcBorders>
-          </w:tcPr>
-          <w:p>
-            <w:pPr>
-              <w:spacing w:before="20" w:after="20"/>
-              <w:jc w:val="left"/>
-            </w:pPr>
-            <w:r>
-              <w:rPr>
-                <w:rFonts w:ascii="Calibri" w:hAnsi="Calibri"/>
-                <w:b w:val="0"/>
-                <w:i w:val="0"/>
-                <w:color w:val="000000"/>
-                <w:sz w:val="16"/>
-              </w:rPr>
-              <w:t>HZC-LGHT-01</w:t>
-            </w:r>
-          </w:p>
-        </w:tc>
-        <w:tc>
-          <w:tcPr>
-            <w:tcW w:type="dxa" w:w="5563"/>
-            <w:tcBorders>
-              <w:top w:val="single" w:sz="4" w:space="0" w:color="808080"/>
-              <w:left w:val="single" w:sz="4" w:space="0" w:color="808080"/>
-              <w:bottom w:val="single" w:sz="4" w:space="0" w:color="808080"/>
-              <w:right w:val="single" w:sz="4" w:space="0" w:color="808080"/>
-            </w:tcBorders>
-          </w:tcPr>
-          <w:p>
-            <w:pPr>
-              <w:spacing w:before="20" w:after="20"/>
-              <w:jc w:val="left"/>
-            </w:pPr>
-            <w:r>
-              <w:rPr>
-                <w:rFonts w:ascii="Calibri" w:hAnsi="Calibri"/>
-                <w:b/>
-                <w:i w:val="0"/>
-                <w:color w:val="000000"/>
-                <w:sz w:val="16"/>
-              </w:rPr>
-              <w:t>Aydınlatma sistemi</w:t>
-            </w:r>
-            <w:r>
-              <w:rPr>
-                <w:rFonts w:ascii="Calibri" w:hAnsi="Calibri"/>
-                <w:b w:val="0"/>
-                <w:i w:val="0"/>
-                <w:color w:val="000000"/>
-                <w:sz w:val="16"/>
-              </w:rPr>
-              <w:t xml:space="preserve"> — Kümes başına 56 adet E27 / LED lamba (7-12 W), contalı duy, 266 m kablo</w:t>
-            </w:r>
-          </w:p>
-        </w:tc>
-        <w:tc>
-          <w:tcPr>
-            <w:tcW w:type="dxa" w:w="1507"/>
-            <w:tcBorders>
-              <w:top w:val="single" w:sz="4" w:space="0" w:color="808080"/>
-              <w:left w:val="single" w:sz="4" w:space="0" w:color="808080"/>
-              <w:bottom w:val="single" w:sz="4" w:space="0" w:color="808080"/>
-              <w:right w:val="single" w:sz="4" w:space="0" w:color="808080"/>
-            </w:tcBorders>
-          </w:tcPr>
-          <w:p>
-            <w:pPr>
-              <w:spacing w:before="20" w:after="20"/>
-              <w:jc w:val="left"/>
-            </w:pPr>
-            <w:r>
-              <w:rPr>
-                <w:rFonts w:ascii="Calibri" w:hAnsi="Calibri"/>
-                <w:b w:val="0"/>
-                <w:i w:val="0"/>
-                <w:color w:val="000000"/>
-                <w:sz w:val="16"/>
-              </w:rPr>
-              <w:t>29.260,00</w:t>
-            </w:r>
-          </w:p>
-        </w:tc>
-        <w:tc>
-          <w:tcPr>
-            <w:tcW w:type="dxa" w:w="1507"/>
-            <w:tcBorders>
-              <w:top w:val="single" w:sz="4" w:space="0" w:color="808080"/>
-              <w:left w:val="single" w:sz="4" w:space="0" w:color="808080"/>
-              <w:bottom w:val="single" w:sz="4" w:space="0" w:color="808080"/>
-              <w:right w:val="single" w:sz="4" w:space="0" w:color="808080"/>
-            </w:tcBorders>
-          </w:tcPr>
-          <w:p>
-            <w:pPr>
-              <w:spacing w:before="20" w:after="20"/>
-              <w:jc w:val="left"/>
-            </w:pPr>
-            <w:r>
-              <w:rPr>
-                <w:rFonts w:ascii="Calibri" w:hAnsi="Calibri"/>
-                <w:b w:val="0"/>
-                <w:i w:val="0"/>
-                <w:color w:val="000000"/>
-                <w:sz w:val="16"/>
-              </w:rPr>
-              <w:t>58.520,00</w:t>
-            </w:r>
-          </w:p>
-        </w:tc>
-      </w:tr>
-      <w:tr>
-        <w:tc>
-          <w:tcPr>
-            <w:tcW w:type="dxa" w:w="464"/>
-            <w:tcBorders>
-              <w:top w:val="single" w:sz="4" w:space="0" w:color="808080"/>
-              <w:left w:val="single" w:sz="4" w:space="0" w:color="808080"/>
-              <w:bottom w:val="single" w:sz="4" w:space="0" w:color="808080"/>
-              <w:right w:val="single" w:sz="4" w:space="0" w:color="808080"/>
-            </w:tcBorders>
-          </w:tcPr>
-          <w:p>
-            <w:pPr>
-              <w:spacing w:before="20" w:after="20"/>
-              <w:jc w:val="left"/>
-            </w:pPr>
-            <w:r>
-              <w:rPr>
-                <w:rFonts w:ascii="Calibri" w:hAnsi="Calibri"/>
-                <w:b w:val="0"/>
-                <w:i w:val="0"/>
-                <w:color w:val="000000"/>
-                <w:sz w:val="16"/>
-              </w:rPr>
-              <w:t>8</w:t>
             </w:r>
           </w:p>
         </w:tc>
@@ -1384,7 +1237,7 @@
                 <w:color w:val="000000"/>
                 <w:sz w:val="16"/>
               </w:rPr>
-              <w:t xml:space="preserve"> — Kümes başına 1 adet; en az 1.700 m² ısıtma alanı, 350.000 kcal/h, 5,5 kW fan motoru, 21.000 m³/h basma, üç geçişli kazan, 10 mm cehennemlik</w:t>
+              <w:t xml:space="preserve"> — Kümes başına 1 adet katı yakıtlı ısıtma kazanı, brandalı model, 171 m hava kanalı; en az 1.700 m² ısıtma alanı, 5,5 kW fan motoru, 21.000 m³/h basma, üç geçişli kazan</w:t>
             </w:r>
           </w:p>
         </w:tc>
@@ -1411,7 +1264,7 @@
                 <w:color w:val="000000"/>
                 <w:sz w:val="16"/>
               </w:rPr>
-              <w:t>472.210,00</w:t>
+              <w:t>472.211,18</w:t>
             </w:r>
           </w:p>
         </w:tc>
@@ -1438,7 +1291,7 @@
                 <w:color w:val="000000"/>
                 <w:sz w:val="16"/>
               </w:rPr>
-              <w:t>944.420,00</w:t>
+              <w:t>944.422,36</w:t>
             </w:r>
           </w:p>
         </w:tc>
@@ -1467,7 +1320,7 @@
                 <w:color w:val="000000"/>
                 <w:sz w:val="16"/>
               </w:rPr>
-              <w:t>9</w:t>
+              <w:t>8</w:t>
             </w:r>
           </w:p>
         </w:tc>
@@ -1531,7 +1384,7 @@
                 <w:color w:val="000000"/>
                 <w:sz w:val="16"/>
               </w:rPr>
-              <w:t xml:space="preserve"> — HZC-70 işlemcili; 5 sıcaklık, 1 nem, 1 basınç ve 1 CO2 sensörü, alarm sistemi, uzaktan erişim, PLC kontrol, raporlama ve analiz</w:t>
+              <w:t xml:space="preserve"> — HZC-70 işlemcili pano; 5 ısı, 1 nem, 1 basınç sensörü, ek alarm sensörü, sensör kablolamaları, uzaktan erişim, PLC kontrol, raporlama ve analiz</w:t>
             </w:r>
           </w:p>
         </w:tc>
@@ -1558,7 +1411,7 @@
                 <w:color w:val="000000"/>
                 <w:sz w:val="16"/>
               </w:rPr>
-              <w:t>263.300,00</w:t>
+              <w:t>239.684,38</w:t>
             </w:r>
           </w:p>
         </w:tc>
@@ -1585,7 +1438,7 @@
                 <w:color w:val="000000"/>
                 <w:sz w:val="16"/>
               </w:rPr>
-              <w:t>526.600,00</w:t>
+              <w:t>479.368,76</w:t>
             </w:r>
           </w:p>
         </w:tc>
@@ -1614,7 +1467,7 @@
                 <w:color w:val="000000"/>
                 <w:sz w:val="16"/>
               </w:rPr>
-              <w:t>10</w:t>
+              <w:t>9</w:t>
             </w:r>
           </w:p>
         </w:tc>
@@ -1822,7 +1675,7 @@
                 <w:color w:val="000000"/>
                 <w:sz w:val="16"/>
               </w:rPr>
-              <w:t>1.946.434,30</w:t>
+              <w:t>1.892.144,23</w:t>
             </w:r>
           </w:p>
         </w:tc>
@@ -1849,7 +1702,7 @@
                 <w:color w:val="000000"/>
                 <w:sz w:val="16"/>
               </w:rPr>
-              <w:t>3.892.868,60</w:t>
+              <w:t>3.784.288,46</w:t>
             </w:r>
           </w:p>
         </w:tc>
@@ -2019,7 +1872,7 @@
                 <w:color w:val="000000"/>
                 <w:sz w:val="16"/>
               </w:rPr>
-              <w:t>1.946.434,30</w:t>
+              <w:t>1.892.144,23</w:t>
             </w:r>
           </w:p>
         </w:tc>
@@ -2046,7 +1899,7 @@
                 <w:color w:val="000000"/>
                 <w:sz w:val="16"/>
               </w:rPr>
-              <w:t>3.892.868,60</w:t>
+              <w:t>3.784.288,46</w:t>
             </w:r>
           </w:p>
         </w:tc>
@@ -2241,7 +2094,7 @@
           <w:color w:val="000000"/>
           <w:sz w:val="18"/>
         </w:rPr>
-        <w:t>Kalemler, miktarlar ve tutarlar ALINAN PROFORMA FATURADAN gelir:</w:t>
+        <w:t>Kalemler ve tutarlar tedarikçinin FİYATLI LİSTESİNDEN gelir:</w:t>
       </w:r>
       <w:r>
         <w:rPr>
@@ -2251,7 +2104,7 @@
           <w:color w:val="000000"/>
           <w:sz w:val="18"/>
         </w:rPr>
-        <w:t xml:space="preserve"> Hızal Kümes Ekipmanları, 27.11.2025 tarih ve 25-001-mt numaralı proforma. Proforma 2 kümes için ve kümesin kendi iç ölçüsüne (78,55 x 13,50 m) göre düzenlenmiştir; ölçekleme yapılmamış, blok başına tutar iki bina tutarının yarısı olarak yazılmıştır. Uygun harcama tablolarına giren makine-ekipman tutarı iki blok için 3.892.868,60 TL'dir.</w:t>
+        <w:t xml:space="preserve"> Hızal Kümes Ekipmanları, 29.08.2026 tarihli “78,55 x 13,50 BROİLER” fiyat teklifi. Bedeller kümes başına verilmiştir; 2 kümes için ikiye katlanmıştır, ölçekleme yapılmamıştır. Uygun harcama tablolarına giren makine-ekipman tutarı iki blok için 3.784.288,46 TL'dir.</w:t>
       </w:r>
     </w:p>
     <w:p>
@@ -2272,7 +2125,7 @@
           <w:color w:val="000000"/>
           <w:sz w:val="18"/>
         </w:rPr>
-        <w:t>Isıtma sistemi bu listenin 8. kalemidir.</w:t>
+        <w:t>Isıtma sistemi bu listenin 7. kalemidir.</w:t>
       </w:r>
       <w:r>
         <w:rPr>
@@ -2282,7 +2135,27 @@
           <w:color w:val="000000"/>
           <w:sz w:val="18"/>
         </w:rPr>
-        <w:t xml:space="preserve"> Başvuru sahibinin kararıyla ayrı ısıtma lotu ve ona ait teklif iptal edilmiş, uygun olmayan makine-ekipman gideri yalnız bu proformaya bağlanmıştır. Kalemlerin teknik özetleri tedarikçinin 30.08.2026 tarihli teknik şartnamesinden alınmıştır; şartnamenin toplamı 3.892.816,82 TL ile proformanın ara toplamı 3.892.868,60 TL arasındaki 51,78 TL'lik fark proformadaki birim fiyatların yuvarlı olmasından gelir; bağlayıcı olan PROFORMADIR.</w:t>
+        <w:t xml:space="preserve"> Başvuru sahibinin kararıyla ayrı ısıtma lotu ve ona ait teklif iptal edilmiş, uygun olmayan makine-ekipman gideri yalnız bu listeye bağlanmıştır. </w:t>
+      </w:r>
+      <w:r>
+        <w:rPr>
+          <w:rFonts w:ascii="Calibri" w:hAnsi="Calibri"/>
+          <w:b/>
+          <w:i w:val="0"/>
+          <w:color w:val="000000"/>
+          <w:sz w:val="18"/>
+        </w:rPr>
+        <w:t>Aydınlatma bu listede yoktur:</w:t>
+      </w:r>
+      <w:r>
+        <w:rPr>
+          <w:rFonts w:ascii="Calibri" w:hAnsi="Calibri"/>
+          <w:b w:val="0"/>
+          <w:i w:val="0"/>
+          <w:color w:val="000000"/>
+          <w:sz w:val="18"/>
+        </w:rPr>
+        <w:t xml:space="preserve"> kümes aydınlatması yapım işleri keşfinde elektrik tesisatı olarak bulunduğu için ekipman listesinden çıkarılmıştır; böylece aynı iş iki belgede birden beyan edilmez. Tedarikçinin 25-001-mt numaralı eski proforması bir önceki tutarı taşımaktadır; aynı tutarla yenilenmesi gerekir.</w:t>
       </w:r>
     </w:p>
     <w:p>

--- a/belgeler/12_MAKINE_EKIPMAN_IHTIYAC_LISTESI.docx
+++ b/belgeler/12_MAKINE_EKIPMAN_IHTIYAC_LISTESI.docx
@@ -529,7 +529,7 @@
                 <w:color w:val="000000"/>
                 <w:sz w:val="16"/>
               </w:rPr>
-              <w:t>145.353,30</w:t>
+              <w:t>145.353,32</w:t>
             </w:r>
           </w:p>
         </w:tc>
@@ -556,7 +556,7 @@
                 <w:color w:val="000000"/>
                 <w:sz w:val="16"/>
               </w:rPr>
-              <w:t>290.706,60</w:t>
+              <w:t>290.706,64</w:t>
             </w:r>
           </w:p>
         </w:tc>
@@ -823,7 +823,7 @@
                 <w:color w:val="000000"/>
                 <w:sz w:val="16"/>
               </w:rPr>
-              <w:t>269.272,63</w:t>
+              <w:t>269.272,64</w:t>
             </w:r>
           </w:p>
         </w:tc>
@@ -850,7 +850,7 @@
                 <w:color w:val="000000"/>
                 <w:sz w:val="16"/>
               </w:rPr>
-              <w:t>538.545,26</w:t>
+              <w:t>538.545,28</w:t>
             </w:r>
           </w:p>
         </w:tc>
@@ -1117,7 +1117,7 @@
                 <w:color w:val="000000"/>
                 <w:sz w:val="16"/>
               </w:rPr>
-              <w:t>172.996,93</w:t>
+              <w:t>172.996,92</w:t>
             </w:r>
           </w:p>
         </w:tc>
@@ -1144,7 +1144,7 @@
                 <w:color w:val="000000"/>
                 <w:sz w:val="16"/>
               </w:rPr>
-              <w:t>345.993,86</w:t>
+              <w:t>345.993,84</w:t>
             </w:r>
           </w:p>
         </w:tc>
@@ -1411,7 +1411,7 @@
                 <w:color w:val="000000"/>
                 <w:sz w:val="16"/>
               </w:rPr>
-              <w:t>239.684,38</w:t>
+              <w:t>239.684,37</w:t>
             </w:r>
           </w:p>
         </w:tc>
@@ -1438,7 +1438,7 @@
                 <w:color w:val="000000"/>
                 <w:sz w:val="16"/>
               </w:rPr>
-              <w:t>479.368,76</w:t>
+              <w:t>479.368,74</w:t>
             </w:r>
           </w:p>
         </w:tc>
@@ -1675,7 +1675,7 @@
                 <w:color w:val="000000"/>
                 <w:sz w:val="16"/>
               </w:rPr>
-              <w:t>1.892.144,23</w:t>
+              <w:t>1.892.144,24</w:t>
             </w:r>
           </w:p>
         </w:tc>
@@ -1702,7 +1702,7 @@
                 <w:color w:val="000000"/>
                 <w:sz w:val="16"/>
               </w:rPr>
-              <w:t>3.784.288,46</w:t>
+              <w:t>3.784.288,48</w:t>
             </w:r>
           </w:p>
         </w:tc>
@@ -1872,7 +1872,7 @@
                 <w:color w:val="000000"/>
                 <w:sz w:val="16"/>
               </w:rPr>
-              <w:t>1.892.144,23</w:t>
+              <w:t>1.892.144,24</w:t>
             </w:r>
           </w:p>
         </w:tc>
@@ -1899,7 +1899,7 @@
                 <w:color w:val="000000"/>
                 <w:sz w:val="16"/>
               </w:rPr>
-              <w:t>3.784.288,46</w:t>
+              <w:t>3.784.288,48</w:t>
             </w:r>
           </w:p>
         </w:tc>
@@ -2104,7 +2104,7 @@
           <w:color w:val="000000"/>
           <w:sz w:val="18"/>
         </w:rPr>
-        <w:t xml:space="preserve"> Hızal Kümes Ekipmanları, 29.08.2026 tarihli “78,55 x 13,50 BROİLER” fiyat teklifi. Bedeller kümes başına verilmiştir; 2 kümes için ikiye katlanmıştır, ölçekleme yapılmamıştır. Uygun harcama tablolarına giren makine-ekipman tutarı iki blok için 3.784.288,46 TL'dir.</w:t>
+        <w:t xml:space="preserve"> Hızal Kümes Ekipmanları, 29.08.2026 tarihli “78,55 x 13,50 BROİLER” fiyat teklifi. Bedeller kümes başına verilmiştir; 2 kümes için ikiye katlanmıştır, ölçekleme yapılmamıştır. Uygun harcama tablolarına giren makine-ekipman tutarı iki blok için 3.784.288,48 TL'dir.</w:t>
       </w:r>
     </w:p>
     <w:p>
